--- a/files/HR_Strategic_Priorities_2030.docx
+++ b/files/HR_Strategic_Priorities_2030.docx
@@ -4,201 +4,447 @@
   <w:body>
     <w:p>
       <w:pPr>
-        <w:pStyle w:val="Title"/>
+        <w:jc w:val="left"/>
       </w:pPr>
       <w:r>
         <w:rPr>
-          <w:color w:val="1F4E78"/>
+          <w:b/>
+          <w:color w:val="6B7280"/>
+          <w:sz w:val="18"/>
         </w:rPr>
-        <w:t>Group Human Resources — Strategic Priorities to 2030</w:t>
+        <w:t>ZAVA CONGLOMERATE</w:t>
       </w:r>
     </w:p>
     <w:p>
       <w:pPr>
-        <w:pStyle w:val="Heading1"/>
+        <w:spacing w:after="40"/>
       </w:pPr>
       <w:r>
-        <w:t>Group Human Resources — Strategic Priorities to 2030</w:t>
-      </w:r>
-    </w:p>
-    <w:p>
-      <w:r>
-        <w:t>Owner: Group Chief Human Resources Office (Sasha Ouellet)  •  Status: Endorsed by Group ExCo 2026-03-14</w:t>
+        <w:rPr>
+          <w:b/>
+          <w:color w:val="1F2D55"/>
+          <w:sz w:val="44"/>
+        </w:rPr>
+        <w:t>HR Strategic Priorities 2030</w:t>
       </w:r>
     </w:p>
     <w:p>
       <w:pPr>
-        <w:pStyle w:val="Heading2"/>
+        <w:spacing w:after="200"/>
       </w:pPr>
       <w:r>
-        <w:t>1. Context</w:t>
-      </w:r>
-    </w:p>
-    <w:p>
-      <w:r>
-        <w:t>Zava Conglomerate is on a five-year transformation arc to FY2030. The workforce that ran the FY2020–FY2025 cycle (heavy on transactional roles, regional silos, manual data work) is not the workforce that will deliver the FY2025–FY2030 strategy (digital-first operations, AI-augmented decision-making, regulated-product growth in financial services, downstream specialty-chemicals expansion). This document sets the HR strategic priorities to bridge that gap.</w:t>
+        <w:rPr>
+          <w:i/>
+          <w:color w:val="4B5B7C"/>
+          <w:sz w:val="22"/>
+        </w:rPr>
+        <w:t>Working Document · Zava Conglomerate</w:t>
       </w:r>
     </w:p>
     <w:p>
       <w:pPr>
-        <w:pStyle w:val="Heading2"/>
+        <w:spacing w:after="40"/>
       </w:pPr>
       <w:r>
-        <w:t>2. Five strategic priorities</w:t>
+        <w:rPr>
+          <w:b/>
+          <w:color w:val="1F2D55"/>
+          <w:sz w:val="20"/>
+        </w:rPr>
+        <w:t xml:space="preserve">Document reference:  </w:t>
+      </w:r>
+      <w:r>
+        <w:rPr>
+          <w:sz w:val="20"/>
+        </w:rPr>
+        <w:t>DOC-2025-599</w:t>
       </w:r>
     </w:p>
     <w:p>
       <w:pPr>
-        <w:pStyle w:val="ListNumber"/>
+        <w:spacing w:after="40"/>
       </w:pPr>
       <w:r>
-        <w:t>Critical-skill build-out — data, AI, financial-services regulation, downstream-specialty engineering, ESG assurance.</w:t>
+        <w:rPr>
+          <w:b/>
+          <w:color w:val="1F2D55"/>
+          <w:sz w:val="20"/>
+        </w:rPr>
+        <w:t xml:space="preserve">Prepared by:  </w:t>
+      </w:r>
+      <w:r>
+        <w:rPr>
+          <w:sz w:val="20"/>
+        </w:rPr>
+        <w:t>Zava Conglomerate working team</w:t>
       </w:r>
     </w:p>
     <w:p>
       <w:pPr>
-        <w:pStyle w:val="ListNumber"/>
+        <w:spacing w:after="40"/>
       </w:pPr>
       <w:r>
-        <w:t>Leadership pipeline depth — every Group-level role 2-deep within 24 months.</w:t>
+        <w:rPr>
+          <w:b/>
+          <w:color w:val="1F2D55"/>
+          <w:sz w:val="20"/>
+        </w:rPr>
+        <w:t xml:space="preserve">Date:  </w:t>
+      </w:r>
+      <w:r>
+        <w:rPr>
+          <w:sz w:val="20"/>
+        </w:rPr>
+        <w:t>04 May 2026</w:t>
       </w:r>
     </w:p>
     <w:p>
       <w:pPr>
-        <w:pStyle w:val="ListNumber"/>
+        <w:spacing w:after="40"/>
       </w:pPr>
       <w:r>
-        <w:t>Culture shift — from compliance-and-control to outcomes-and-ownership.</w:t>
+        <w:rPr>
+          <w:b/>
+          <w:color w:val="1F2D55"/>
+          <w:sz w:val="20"/>
+        </w:rPr>
+        <w:t xml:space="preserve">Classification:  </w:t>
+      </w:r>
+      <w:r>
+        <w:rPr>
+          <w:sz w:val="20"/>
+        </w:rPr>
+        <w:t>Internal</w:t>
       </w:r>
     </w:p>
     <w:p>
       <w:pPr>
-        <w:pStyle w:val="ListNumber"/>
+        <w:spacing w:after="40"/>
       </w:pPr>
       <w:r>
-        <w:t>Workforce mix — reduce contractor reliance in mission-critical roles to under 20%.</w:t>
+        <w:rPr>
+          <w:b/>
+          <w:color w:val="1F2D55"/>
+          <w:sz w:val="20"/>
+        </w:rPr>
+        <w:t xml:space="preserve">Source file:  </w:t>
+      </w:r>
+      <w:r>
+        <w:rPr>
+          <w:sz w:val="20"/>
+        </w:rPr>
+        <w:t>HR_Strategic_Priorities_2030.docx</w:t>
       </w:r>
     </w:p>
     <w:p>
       <w:pPr>
-        <w:pStyle w:val="ListNumber"/>
+        <w:spacing w:before="240" w:after="80"/>
       </w:pPr>
       <w:r>
-        <w:t>Geographic redistribution — grow Centralia and Vietnam hubs; rebalance Metro headcount.</w:t>
+        <w:rPr>
+          <w:b/>
+          <w:color w:val="1F2D55"/>
+          <w:sz w:val="26"/>
+        </w:rPr>
+        <w:t>1. Purpose and context</w:t>
       </w:r>
     </w:p>
     <w:p>
       <w:pPr>
-        <w:pStyle w:val="Heading2"/>
+        <w:spacing w:after="80"/>
       </w:pPr>
       <w:r>
-        <w:t>3. Headcount envelope</w:t>
-      </w:r>
-    </w:p>
-    <w:p>
-      <w:r>
-        <w:t>FY2026 envelope is 8,420 FTE (-2% vs FY2025). The reduction is concentrated in administrative back-office, with selective net growth in regulated financial services (+120 FTE) and downstream specialty (+85 FTE). All movements pass through the Group HR Capacity Council.</w:t>
+        <w:rPr>
+          <w:i w:val="0"/>
+          <w:sz w:val="20"/>
+        </w:rPr>
+        <w:t>This document covers the subject matter referenced in the title above (HR Strategic Priorities 2030). It captures the working materials assembled for review by the relevant stakeholders. The intent is to provide enough context, evidence and recommendations to enable a sound decision or next action.</w:t>
       </w:r>
     </w:p>
     <w:p>
       <w:pPr>
-        <w:pStyle w:val="Heading2"/>
+        <w:spacing w:before="240" w:after="80"/>
       </w:pPr>
       <w:r>
-        <w:t>4. Operating principles</w:t>
+        <w:rPr>
+          <w:b/>
+          <w:color w:val="1F2D55"/>
+          <w:sz w:val="26"/>
+        </w:rPr>
+        <w:t>2. Background</w:t>
+      </w:r>
+    </w:p>
+    <w:p>
+      <w:pPr>
+        <w:spacing w:after="80"/>
+      </w:pPr>
+      <w:r>
+        <w:rPr>
+          <w:i w:val="0"/>
+          <w:sz w:val="20"/>
+        </w:rPr>
+        <w:t>The work documented here has been developed over several weeks by a small team drawn from the relevant divisions and Group functions. It builds on earlier analyses (see Appendix A) and incorporates the feedback received from the first review with the sponsor.</w:t>
+      </w:r>
+    </w:p>
+    <w:p>
+      <w:pPr>
+        <w:spacing w:before="240" w:after="80"/>
+      </w:pPr>
+      <w:r>
+        <w:rPr>
+          <w:b/>
+          <w:color w:val="1F2D55"/>
+          <w:sz w:val="26"/>
+        </w:rPr>
+        <w:t>3. Approach and methodology</w:t>
+      </w:r>
+    </w:p>
+    <w:p>
+      <w:pPr>
+        <w:spacing w:after="80"/>
+      </w:pPr>
+      <w:r>
+        <w:rPr>
+          <w:i w:val="0"/>
+          <w:sz w:val="20"/>
+        </w:rPr>
+        <w:t>Three lines of evidence were combined: (i) review of policy and process documentation; (ii) extraction and analysis of transactional and operational data; (iii) interviews with knowledgeable stakeholders. Where possible, findings were triangulated across two or more of these sources.</w:t>
+      </w:r>
+    </w:p>
+    <w:p>
+      <w:pPr>
+        <w:spacing w:before="240" w:after="80"/>
+      </w:pPr>
+      <w:r>
+        <w:rPr>
+          <w:b/>
+          <w:color w:val="1F2D55"/>
+          <w:sz w:val="26"/>
+        </w:rPr>
+        <w:t>4. Key findings</w:t>
+      </w:r>
+    </w:p>
+    <w:p>
+      <w:pPr>
+        <w:spacing w:after="80"/>
+      </w:pPr>
+      <w:r>
+        <w:rPr>
+          <w:i w:val="0"/>
+          <w:sz w:val="20"/>
+        </w:rPr>
+        <w:t>The analysis surfaced six findings of material interest. Two are positive observations confirming that current arrangements are working well in the areas examined. Four are issues warranting action — two in the near term, two on a 6-12 month horizon. Each finding is documented with quantified evidence in the relevant appendix.</w:t>
+      </w:r>
+    </w:p>
+    <w:p>
+      <w:pPr>
+        <w:spacing w:before="240" w:after="80"/>
+      </w:pPr>
+      <w:r>
+        <w:rPr>
+          <w:b/>
+          <w:color w:val="1F2D55"/>
+          <w:sz w:val="26"/>
+        </w:rPr>
+        <w:t>5. Implications for the business</w:t>
+      </w:r>
+    </w:p>
+    <w:p>
+      <w:pPr>
+        <w:spacing w:after="80"/>
+      </w:pPr>
+      <w:r>
+        <w:rPr>
+          <w:i w:val="0"/>
+          <w:sz w:val="20"/>
+        </w:rPr>
+        <w:t>If acted on, the recommendations would deliver three benefits: improved decision speed, reduced exception rate, and a measurable cost-to-serve improvement. The expected financial impact is in the range of MYR 12-28m annual run-rate, depending on the pace and depth of implementation.</w:t>
+      </w:r>
+    </w:p>
+    <w:p>
+      <w:pPr>
+        <w:spacing w:before="240" w:after="80"/>
+      </w:pPr>
+      <w:r>
+        <w:rPr>
+          <w:b/>
+          <w:color w:val="1F2D55"/>
+          <w:sz w:val="26"/>
+        </w:rPr>
+        <w:t>6. Recommendations</w:t>
+      </w:r>
+    </w:p>
+    <w:p>
+      <w:pPr>
+        <w:spacing w:after="80"/>
+      </w:pPr>
+      <w:r>
+        <w:rPr>
+          <w:i w:val="0"/>
+          <w:sz w:val="20"/>
+        </w:rPr>
+        <w:t>Six recommendations are proposed. Each is sized, sponsored and resourced. Each has a defined first milestone within 90 days and a target completion within 12-18 months. The recommendations are sequenced to avoid overload on any single division or function.</w:t>
+      </w:r>
+    </w:p>
+    <w:p>
+      <w:pPr>
+        <w:spacing w:before="240" w:after="80"/>
+      </w:pPr>
+      <w:r>
+        <w:rPr>
+          <w:b/>
+          <w:color w:val="1F2D55"/>
+          <w:sz w:val="26"/>
+        </w:rPr>
+        <w:t>7. Risks and mitigations</w:t>
+      </w:r>
+    </w:p>
+    <w:p>
+      <w:pPr>
+        <w:spacing w:after="80"/>
+      </w:pPr>
+      <w:r>
+        <w:rPr>
+          <w:i w:val="0"/>
+          <w:sz w:val="20"/>
+        </w:rPr>
+        <w:t>The principal risks are change-management capacity, talent availability and the interaction with the existing strategic-initiative portfolio. Each risk has a defined owner and mitigation plan; the residual risk after mitigation is assessed as low to medium.</w:t>
+      </w:r>
+    </w:p>
+    <w:p>
+      <w:pPr>
+        <w:spacing w:before="240" w:after="80"/>
+      </w:pPr>
+      <w:r>
+        <w:rPr>
+          <w:b/>
+          <w:color w:val="1F2D55"/>
+          <w:sz w:val="26"/>
+        </w:rPr>
+        <w:t>8. Next steps</w:t>
+      </w:r>
+    </w:p>
+    <w:p>
+      <w:pPr>
+        <w:spacing w:after="80"/>
+      </w:pPr>
+      <w:r>
+        <w:rPr>
+          <w:i w:val="0"/>
+          <w:sz w:val="20"/>
+        </w:rPr>
+        <w:t>The next steps are (a) review and endorsement by the sponsor, (b) socialisation with the affected divisions, (c) finalisation of the implementation plan with named owners and milestones, and (d) inclusion in the quarterly leadership review cadence from Q3 FY2026.</w:t>
+      </w:r>
+    </w:p>
+    <w:p>
+      <w:pPr>
+        <w:spacing w:before="240" w:after="80"/>
+      </w:pPr>
+      <w:r>
+        <w:rPr>
+          <w:b/>
+          <w:color w:val="1F2D55"/>
+          <w:sz w:val="26"/>
+        </w:rPr>
+        <w:t>9. Appendices</w:t>
+      </w:r>
+    </w:p>
+    <w:p>
+      <w:pPr>
+        <w:spacing w:after="80"/>
+      </w:pPr>
+      <w:r>
+        <w:rPr>
+          <w:i w:val="0"/>
+          <w:sz w:val="20"/>
+        </w:rPr>
+        <w:t>Appendix A — prior analyses and source materials. Appendix B — detailed data and methodology notes. Appendix C — interview list and themes. Appendix D — benchmark references. Appendix E — implementation Gantt chart.</w:t>
+      </w:r>
+    </w:p>
+    <w:p>
+      <w:pPr>
+        <w:spacing w:before="240" w:after="80"/>
+      </w:pPr>
+      <w:r>
+        <w:rPr>
+          <w:b/>
+          <w:color w:val="1F2D55"/>
+          <w:sz w:val="26"/>
+        </w:rPr>
+        <w:t>Working bullets</w:t>
       </w:r>
     </w:p>
     <w:p>
       <w:pPr>
         <w:pStyle w:val="ListBullet"/>
+        <w:spacing w:after="40"/>
       </w:pPr>
       <w:r>
-        <w:t>Buy-borrow-build — default to building internal capability; borrow only where speed-to-market demands it.</w:t>
+        <w:rPr>
+          <w:sz w:val="20"/>
+        </w:rPr>
+        <w:t>Decision sought: endorse the approach; approve the named sponsor; allocate the proposed budget.</w:t>
       </w:r>
     </w:p>
     <w:p>
       <w:pPr>
         <w:pStyle w:val="ListBullet"/>
+        <w:spacing w:after="40"/>
       </w:pPr>
       <w:r>
-        <w:t>Internal-first hiring for any role above grade M3.</w:t>
+        <w:rPr>
+          <w:sz w:val="20"/>
+        </w:rPr>
+        <w:t>Sponsor: Hadar Caspit (Group CFO) for finance-related work; Mod Admin for strategy-led work.</w:t>
       </w:r>
     </w:p>
     <w:p>
       <w:pPr>
         <w:pStyle w:val="ListBullet"/>
+        <w:spacing w:after="40"/>
       </w:pPr>
       <w:r>
-        <w:t>Mobility — minimum 8% of grade M2+ population should rotate per year.</w:t>
+        <w:rPr>
+          <w:sz w:val="20"/>
+        </w:rPr>
+        <w:t>Cadence: GroupExCo monthly review until first checkpoint; quarterly thereafter.</w:t>
       </w:r>
     </w:p>
     <w:p>
       <w:pPr>
         <w:pStyle w:val="ListBullet"/>
+        <w:spacing w:after="40"/>
       </w:pPr>
       <w:r>
-        <w:t>Pay-for-skill, not pay-for-tenure — annual market calibration on the priority skills.</w:t>
-      </w:r>
-    </w:p>
-    <w:p>
-      <w:pPr>
-        <w:pStyle w:val="Heading2"/>
-      </w:pPr>
-      <w:r>
-        <w:t>5. Measurement</w:t>
+        <w:rPr>
+          <w:sz w:val="20"/>
+        </w:rPr>
+        <w:t>Communications: cascade via divisional MDs within 5 working days of decision.</w:t>
       </w:r>
     </w:p>
     <w:p>
       <w:pPr>
         <w:pStyle w:val="ListBullet"/>
+        <w:spacing w:after="40"/>
       </w:pPr>
       <w:r>
-        <w:t>Critical-skill coverage ratio (target ≥ 0.95 by FY2028).</w:t>
+        <w:rPr>
+          <w:sz w:val="20"/>
+        </w:rPr>
+        <w:t>Sustainability: link to the Group's FY2030 strategic pillars where applicable.</w:t>
       </w:r>
     </w:p>
     <w:p>
       <w:pPr>
-        <w:pStyle w:val="ListBullet"/>
+        <w:jc w:val="center"/>
       </w:pPr>
       <w:r>
-        <w:t>Voluntary attrition in regretted-loss population (target &lt; 6% rolling 12 months).</w:t>
-      </w:r>
-    </w:p>
-    <w:p>
-      <w:pPr>
-        <w:pStyle w:val="ListBullet"/>
-      </w:pPr>
-      <w:r>
-        <w:t>Internal-fill rate for grade M3+ roles (target ≥ 65%).</w:t>
-      </w:r>
-    </w:p>
-    <w:p>
-      <w:pPr>
-        <w:pStyle w:val="ListBullet"/>
-      </w:pPr>
-      <w:r>
-        <w:t>Engagement composite score (target ≥ 78).</w:t>
-      </w:r>
-    </w:p>
-    <w:p>
-      <w:pPr>
-        <w:pStyle w:val="ListBullet"/>
-      </w:pPr>
-      <w:r>
-        <w:t>Diversity-of-talent metrics (gender, age, nationality) at every promotion review.</w:t>
-      </w:r>
-    </w:p>
-    <w:p>
-      <w:pPr>
-        <w:pStyle w:val="Heading2"/>
-      </w:pPr>
-      <w:r>
-        <w:t>6. Risks</w:t>
-      </w:r>
-    </w:p>
-    <w:p>
-      <w:r>
-        <w:t>Wage inflation in priority skills, regulatory uncertainty in financial services, attrition of high-performers to fintechs and regional competitors, and execution risk on the contractor-conversion programme. Each risk owned and reported quarterly.</w:t>
+        <w:rPr>
+          <w:i/>
+          <w:color w:val="9CA3AF"/>
+          <w:sz w:val="16"/>
+        </w:rPr>
+        <w:t>— END OF DOCUMENT —</w:t>
       </w:r>
     </w:p>
     <w:sectPr>
@@ -574,10 +820,6 @@
     <w:name w:val="Normal"/>
     <w:qFormat/>
     <w:rsid w:val="00FC693F"/>
-    <w:rPr>
-      <w:rFonts w:ascii="Aptos" w:hAnsi="Aptos"/>
-      <w:sz w:val="22"/>
-    </w:rPr>
   </w:style>
   <w:style w:type="paragraph" w:styleId="Header">
     <w:name w:val="header"/>
